--- a/Documentacion/Documentacion Grupo 2.docx
+++ b/Documentacion/Documentacion Grupo 2.docx
@@ -79,6 +79,7 @@
       <w:r>
         <w:rPr>
           <w:rFonts w:cs="Arial"/>
+          <w:noProof/>
           <w:lang w:val="es-MX"/>
         </w:rPr>
         <w:drawing>
@@ -293,8 +294,8 @@
         <w:tblLook w:val="04A0" w:firstRow="1" w:lastRow="0" w:firstColumn="1" w:lastColumn="0" w:noHBand="0" w:noVBand="1"/>
       </w:tblPr>
       <w:tblGrid>
-        <w:gridCol w:w="6404"/>
-        <w:gridCol w:w="2622"/>
+        <w:gridCol w:w="6983"/>
+        <w:gridCol w:w="2043"/>
       </w:tblGrid>
       <w:tr>
         <w:tc>
@@ -493,17 +494,8 @@
                 <w:rFonts w:cs="Arial"/>
                 <w:lang w:val="es-MX"/>
               </w:rPr>
-              <w:t xml:space="preserve">Carlos Daniel Catalán </w:t>
+              <w:t>Diego Alejandro González Morales</w:t>
             </w:r>
-            <w:proofErr w:type="spellStart"/>
-            <w:r>
-              <w:rPr>
-                <w:rFonts w:cs="Arial"/>
-                <w:lang w:val="es-MX"/>
-              </w:rPr>
-              <w:t>Catalán</w:t>
-            </w:r>
-            <w:proofErr w:type="spellEnd"/>
           </w:p>
         </w:tc>
         <w:tc>
@@ -536,6 +528,160 @@
                 <w:rFonts w:cs="Arial"/>
                 <w:lang w:val="es-MX"/>
               </w:rPr>
+              <w:t>202300449</w:t>
+            </w:r>
+          </w:p>
+        </w:tc>
+      </w:tr>
+      <w:tr>
+        <w:tc>
+          <w:tcPr>
+            <w:tcW w:w="0" w:type="auto"/>
+            <w:tcBorders>
+              <w:top w:val="single" w:sz="6" w:space="0" w:color="000000"/>
+              <w:left w:val="single" w:sz="6" w:space="0" w:color="000000"/>
+              <w:bottom w:val="single" w:sz="6" w:space="0" w:color="000000"/>
+              <w:right w:val="single" w:sz="6" w:space="0" w:color="000000"/>
+            </w:tcBorders>
+            <w:tcMar>
+              <w:top w:w="0" w:type="dxa"/>
+              <w:left w:w="100" w:type="dxa"/>
+              <w:bottom w:w="0" w:type="dxa"/>
+              <w:right w:w="100" w:type="dxa"/>
+            </w:tcMar>
+          </w:tcPr>
+          <w:p>
+            <w:pPr>
+              <w:pStyle w:val="Ttulo1"/>
+              <w:rPr>
+                <w:rFonts w:cs="Arial"/>
+                <w:lang w:val="es-MX"/>
+              </w:rPr>
+            </w:pPr>
+            <w:proofErr w:type="spellStart"/>
+            <w:r>
+              <w:rPr>
+                <w:rFonts w:cs="Arial"/>
+                <w:lang w:val="es-MX"/>
+              </w:rPr>
+              <w:t>Mádelyn</w:t>
+            </w:r>
+            <w:proofErr w:type="spellEnd"/>
+            <w:r>
+              <w:rPr>
+                <w:rFonts w:cs="Arial"/>
+                <w:lang w:val="es-MX"/>
+              </w:rPr>
+              <w:t xml:space="preserve"> Zuseth Pérez Rosales</w:t>
+            </w:r>
+          </w:p>
+        </w:tc>
+        <w:tc>
+          <w:tcPr>
+            <w:tcW w:w="0" w:type="auto"/>
+            <w:tcBorders>
+              <w:top w:val="single" w:sz="6" w:space="0" w:color="000000"/>
+              <w:left w:val="single" w:sz="6" w:space="0" w:color="000000"/>
+              <w:bottom w:val="single" w:sz="6" w:space="0" w:color="000000"/>
+              <w:right w:val="single" w:sz="6" w:space="0" w:color="000000"/>
+            </w:tcBorders>
+            <w:tcMar>
+              <w:top w:w="0" w:type="dxa"/>
+              <w:left w:w="100" w:type="dxa"/>
+              <w:bottom w:w="0" w:type="dxa"/>
+              <w:right w:w="100" w:type="dxa"/>
+            </w:tcMar>
+          </w:tcPr>
+          <w:p>
+            <w:pPr>
+              <w:pStyle w:val="Ttulo1"/>
+              <w:rPr>
+                <w:rFonts w:cs="Arial"/>
+                <w:lang w:val="es-MX"/>
+              </w:rPr>
+            </w:pPr>
+            <w:r>
+              <w:rPr>
+                <w:rFonts w:cs="Arial"/>
+                <w:lang w:val="es-MX"/>
+              </w:rPr>
+              <w:t>201612558</w:t>
+            </w:r>
+          </w:p>
+        </w:tc>
+      </w:tr>
+      <w:tr>
+        <w:tc>
+          <w:tcPr>
+            <w:tcW w:w="0" w:type="auto"/>
+            <w:tcBorders>
+              <w:top w:val="single" w:sz="6" w:space="0" w:color="000000"/>
+              <w:left w:val="single" w:sz="6" w:space="0" w:color="000000"/>
+              <w:bottom w:val="single" w:sz="6" w:space="0" w:color="000000"/>
+              <w:right w:val="single" w:sz="6" w:space="0" w:color="000000"/>
+            </w:tcBorders>
+            <w:tcMar>
+              <w:top w:w="0" w:type="dxa"/>
+              <w:left w:w="100" w:type="dxa"/>
+              <w:bottom w:w="0" w:type="dxa"/>
+              <w:right w:w="100" w:type="dxa"/>
+            </w:tcMar>
+          </w:tcPr>
+          <w:p>
+            <w:pPr>
+              <w:pStyle w:val="Ttulo1"/>
+              <w:rPr>
+                <w:rFonts w:cs="Arial"/>
+                <w:lang w:val="es-MX"/>
+              </w:rPr>
+            </w:pPr>
+            <w:r>
+              <w:rPr>
+                <w:rFonts w:cs="Arial"/>
+                <w:lang w:val="es-MX"/>
+              </w:rPr>
+              <w:t xml:space="preserve">Carlos Daniel Catalán </w:t>
+            </w:r>
+            <w:proofErr w:type="spellStart"/>
+            <w:r>
+              <w:rPr>
+                <w:rFonts w:cs="Arial"/>
+                <w:lang w:val="es-MX"/>
+              </w:rPr>
+              <w:t>Catalán</w:t>
+            </w:r>
+            <w:proofErr w:type="spellEnd"/>
+          </w:p>
+        </w:tc>
+        <w:tc>
+          <w:tcPr>
+            <w:tcW w:w="0" w:type="auto"/>
+            <w:tcBorders>
+              <w:top w:val="single" w:sz="6" w:space="0" w:color="000000"/>
+              <w:left w:val="single" w:sz="6" w:space="0" w:color="000000"/>
+              <w:bottom w:val="single" w:sz="6" w:space="0" w:color="000000"/>
+              <w:right w:val="single" w:sz="6" w:space="0" w:color="000000"/>
+            </w:tcBorders>
+            <w:tcMar>
+              <w:top w:w="0" w:type="dxa"/>
+              <w:left w:w="100" w:type="dxa"/>
+              <w:bottom w:w="0" w:type="dxa"/>
+              <w:right w:w="100" w:type="dxa"/>
+            </w:tcMar>
+          </w:tcPr>
+          <w:p>
+            <w:pPr>
+              <w:pStyle w:val="Ttulo1"/>
+              <w:rPr>
+                <w:rFonts w:cs="Arial"/>
+                <w:lang w:val="es-MX"/>
+              </w:rPr>
+            </w:pPr>
+            <w:r>
+              <w:rPr>
+                <w:rFonts w:cs="Arial"/>
+                <w:lang w:val="es-MX"/>
+              </w:rPr>
               <w:t>201520557</w:t>
             </w:r>
           </w:p>
@@ -557,7 +703,6 @@
               <w:bottom w:w="0" w:type="dxa"/>
               <w:right w:w="100" w:type="dxa"/>
             </w:tcMar>
-            <w:hideMark/>
           </w:tcPr>
           <w:p>
             <w:pPr>
@@ -567,6 +712,22 @@
                 <w:lang w:val="es-MX"/>
               </w:rPr>
             </w:pPr>
+            <w:r>
+              <w:rPr>
+                <w:rFonts w:cs="Arial"/>
+                <w:lang w:val="es-MX"/>
+              </w:rPr>
+              <w:t xml:space="preserve">Joaquin Emmanuel Aldair Coromac </w:t>
+            </w:r>
+            <w:proofErr w:type="spellStart"/>
+            <w:r>
+              <w:rPr>
+                <w:rFonts w:cs="Arial"/>
+                <w:lang w:val="es-MX"/>
+              </w:rPr>
+              <w:t>Huezo</w:t>
+            </w:r>
+            <w:proofErr w:type="spellEnd"/>
           </w:p>
         </w:tc>
         <w:tc>
@@ -584,7 +745,109 @@
               <w:bottom w:w="0" w:type="dxa"/>
               <w:right w:w="100" w:type="dxa"/>
             </w:tcMar>
-            <w:hideMark/>
+          </w:tcPr>
+          <w:p>
+            <w:pPr>
+              <w:pStyle w:val="Ttulo1"/>
+              <w:rPr>
+                <w:rFonts w:cs="Arial"/>
+                <w:lang w:val="es-MX"/>
+              </w:rPr>
+            </w:pPr>
+            <w:r>
+              <w:rPr>
+                <w:rFonts w:cs="Arial"/>
+                <w:lang w:val="es-MX"/>
+              </w:rPr>
+              <w:t>201903873</w:t>
+            </w:r>
+          </w:p>
+        </w:tc>
+      </w:tr>
+      <w:tr>
+        <w:tc>
+          <w:tcPr>
+            <w:tcW w:w="0" w:type="auto"/>
+            <w:tcBorders>
+              <w:top w:val="single" w:sz="6" w:space="0" w:color="000000"/>
+              <w:left w:val="single" w:sz="6" w:space="0" w:color="000000"/>
+              <w:bottom w:val="single" w:sz="6" w:space="0" w:color="000000"/>
+              <w:right w:val="single" w:sz="6" w:space="0" w:color="000000"/>
+            </w:tcBorders>
+            <w:tcMar>
+              <w:top w:w="0" w:type="dxa"/>
+              <w:left w:w="100" w:type="dxa"/>
+              <w:bottom w:w="0" w:type="dxa"/>
+              <w:right w:w="100" w:type="dxa"/>
+            </w:tcMar>
+          </w:tcPr>
+          <w:p>
+            <w:pPr>
+              <w:pStyle w:val="Ttulo1"/>
+              <w:rPr>
+                <w:rFonts w:cs="Arial"/>
+                <w:lang w:val="es-MX"/>
+              </w:rPr>
+            </w:pPr>
+            <w:r>
+              <w:rPr>
+                <w:rFonts w:cs="Arial"/>
+                <w:lang w:val="es-MX"/>
+              </w:rPr>
+              <w:t xml:space="preserve">Kevin </w:t>
+            </w:r>
+            <w:r>
+              <w:rPr>
+                <w:rFonts w:cs="Arial"/>
+                <w:lang w:val="es-MX"/>
+              </w:rPr>
+              <w:t>Josué</w:t>
+            </w:r>
+            <w:r>
+              <w:rPr>
+                <w:rFonts w:cs="Arial"/>
+                <w:lang w:val="es-MX"/>
+              </w:rPr>
+              <w:t xml:space="preserve"> </w:t>
+            </w:r>
+            <w:r>
+              <w:rPr>
+                <w:rFonts w:cs="Arial"/>
+                <w:lang w:val="es-MX"/>
+              </w:rPr>
+              <w:t>Hernández</w:t>
+            </w:r>
+            <w:r>
+              <w:rPr>
+                <w:rFonts w:cs="Arial"/>
+                <w:lang w:val="es-MX"/>
+              </w:rPr>
+              <w:t xml:space="preserve"> </w:t>
+            </w:r>
+            <w:r>
+              <w:rPr>
+                <w:rFonts w:cs="Arial"/>
+                <w:lang w:val="es-MX"/>
+              </w:rPr>
+              <w:t>Gómez</w:t>
+            </w:r>
+          </w:p>
+        </w:tc>
+        <w:tc>
+          <w:tcPr>
+            <w:tcW w:w="0" w:type="auto"/>
+            <w:tcBorders>
+              <w:top w:val="single" w:sz="6" w:space="0" w:color="000000"/>
+              <w:left w:val="single" w:sz="6" w:space="0" w:color="000000"/>
+              <w:bottom w:val="single" w:sz="6" w:space="0" w:color="000000"/>
+              <w:right w:val="single" w:sz="6" w:space="0" w:color="000000"/>
+            </w:tcBorders>
+            <w:tcMar>
+              <w:top w:w="0" w:type="dxa"/>
+              <w:left w:w="100" w:type="dxa"/>
+              <w:bottom w:w="0" w:type="dxa"/>
+              <w:right w:w="100" w:type="dxa"/>
+            </w:tcMar>
           </w:tcPr>
           <w:p>
             <w:pPr>
@@ -709,11 +972,66 @@
           </w:p>
         </w:tc>
       </w:tr>
+      <w:tr>
+        <w:tc>
+          <w:tcPr>
+            <w:tcW w:w="0" w:type="auto"/>
+            <w:tcBorders>
+              <w:top w:val="single" w:sz="6" w:space="0" w:color="000000"/>
+              <w:left w:val="single" w:sz="6" w:space="0" w:color="000000"/>
+              <w:bottom w:val="single" w:sz="6" w:space="0" w:color="000000"/>
+              <w:right w:val="single" w:sz="6" w:space="0" w:color="000000"/>
+            </w:tcBorders>
+            <w:tcMar>
+              <w:top w:w="0" w:type="dxa"/>
+              <w:left w:w="100" w:type="dxa"/>
+              <w:bottom w:w="0" w:type="dxa"/>
+              <w:right w:w="100" w:type="dxa"/>
+            </w:tcMar>
+            <w:hideMark/>
+          </w:tcPr>
+          <w:p>
+            <w:pPr>
+              <w:pStyle w:val="Ttulo1"/>
+              <w:rPr>
+                <w:rFonts w:cs="Arial"/>
+                <w:lang w:val="es-MX"/>
+              </w:rPr>
+            </w:pPr>
+          </w:p>
+        </w:tc>
+        <w:tc>
+          <w:tcPr>
+            <w:tcW w:w="0" w:type="auto"/>
+            <w:tcBorders>
+              <w:top w:val="single" w:sz="6" w:space="0" w:color="000000"/>
+              <w:left w:val="single" w:sz="6" w:space="0" w:color="000000"/>
+              <w:bottom w:val="single" w:sz="6" w:space="0" w:color="000000"/>
+              <w:right w:val="single" w:sz="6" w:space="0" w:color="000000"/>
+            </w:tcBorders>
+            <w:tcMar>
+              <w:top w:w="0" w:type="dxa"/>
+              <w:left w:w="100" w:type="dxa"/>
+              <w:bottom w:w="0" w:type="dxa"/>
+              <w:right w:w="100" w:type="dxa"/>
+            </w:tcMar>
+            <w:hideMark/>
+          </w:tcPr>
+          <w:p>
+            <w:pPr>
+              <w:pStyle w:val="Ttulo1"/>
+              <w:rPr>
+                <w:rFonts w:cs="Arial"/>
+                <w:lang w:val="es-MX"/>
+              </w:rPr>
+            </w:pPr>
+          </w:p>
+        </w:tc>
+      </w:tr>
     </w:tbl>
     <w:p>
       <w:pPr>
         <w:pStyle w:val="Ttulo1"/>
-        <w:jc w:val="center"/>
         <w:rPr>
           <w:rFonts w:ascii="Arial" w:hAnsi="Arial" w:cs="Arial"/>
           <w:color w:val="auto"/>
@@ -811,6 +1129,7 @@
           <w:szCs w:val="24"/>
           <w:lang w:val="es-MX"/>
         </w:rPr>
+        <w:lastRenderedPageBreak/>
         <w:t xml:space="preserve">Durante la primera fase del proyecto se realiza un análisis detallado de la información proporcionada para los productos </w:t>
       </w:r>
       <w:r>
@@ -845,16 +1164,7 @@
           <w:szCs w:val="24"/>
           <w:lang w:val="es-MX"/>
         </w:rPr>
-        <w:t xml:space="preserve">El análisis contempla aspectos estadísticos y de capacidad que permiten estimar la carga de trabajo, comparar el comportamiento de los diferentes tipos de avión e identificar posibles restricciones y cuellos de botella. De igual manera, se consideran indicadores relevantes para el desempeño del sistema, tales como el </w:t>
-      </w:r>
-      <w:r>
-        <w:rPr>
-          <w:sz w:val="24"/>
-          <w:szCs w:val="24"/>
-          <w:lang w:val="es-MX"/>
-        </w:rPr>
-        <w:lastRenderedPageBreak/>
-        <w:t>tiempo de ciclo, el tiempo de finalización del lote, la utilización de la fuerza laboral, el trabajo en proceso (WIP), así como los niveles de bloqueo e inanición de las celdas de trabajo.</w:t>
+        <w:t>El análisis contempla aspectos estadísticos y de capacidad que permiten estimar la carga de trabajo, comparar el comportamiento de los diferentes tipos de avión e identificar posibles restricciones y cuellos de botella. De igual manera, se consideran indicadores relevantes para el desempeño del sistema, tales como el tiempo de ciclo, el tiempo de finalización del lote, la utilización de la fuerza laboral, el trabajo en proceso (WIP), así como los niveles de bloqueo e inanición de las celdas de trabajo.</w:t>
       </w:r>
     </w:p>
     <w:p>
@@ -1013,6 +1323,7 @@
           <w:szCs w:val="24"/>
           <w:lang w:val="es-MX"/>
         </w:rPr>
+        <w:lastRenderedPageBreak/>
         <w:t>definir la estructura funcional del sistema,</w:t>
       </w:r>
     </w:p>
@@ -1157,17 +1468,7 @@
           <w:szCs w:val="24"/>
           <w:lang w:val="es-MX"/>
         </w:rPr>
-        <w:t xml:space="preserve">El análisis cubre la comparación de 83 tareas distribuidas en cinco celdas de trabajo para los productos SA101 y SA102. Se trabajó con tiempos definidos </w:t>
-      </w:r>
-      <w:r>
-        <w:rPr>
-          <w:rFonts w:cs="Arial"/>
-          <w:sz w:val="24"/>
-          <w:szCs w:val="24"/>
-          <w:lang w:val="es-MX"/>
-        </w:rPr>
-        <w:lastRenderedPageBreak/>
-        <w:t>mediante distribuciones triangulares, calculando la media, la varianza, la desviación estándar y el coeficiente de variación de cada tarea.</w:t>
+        <w:t>El análisis cubre la comparación de 83 tareas distribuidas en cinco celdas de trabajo para los productos SA101 y SA102. Se trabajó con tiempos definidos mediante distribuciones triangulares, calculando la media, la varianza, la desviación estándar y el coeficiente de variación de cada tarea.</w:t>
       </w:r>
     </w:p>
     <w:p>
@@ -1622,6 +1923,7 @@
           <w:color w:val="auto"/>
           <w:lang w:val="es-MX"/>
         </w:rPr>
+        <w:lastRenderedPageBreak/>
         <w:t>Resultados principales del análisis estadístico</w:t>
       </w:r>
     </w:p>
@@ -1766,7 +2068,6 @@
           <w:sz w:val="24"/>
           <w:szCs w:val="24"/>
         </w:rPr>
-        <w:lastRenderedPageBreak/>
         <w:t xml:space="preserve">De las 83 </w:t>
       </w:r>
       <w:proofErr w:type="spellStart"/>
@@ -1785,7 +2086,25 @@
           <w:sz w:val="24"/>
           <w:szCs w:val="24"/>
         </w:rPr>
-        <w:t xml:space="preserve"> comparadas:</w:t>
+        <w:t xml:space="preserve"> </w:t>
+      </w:r>
+      <w:proofErr w:type="spellStart"/>
+      <w:r>
+        <w:rPr>
+          <w:rFonts w:cs="Arial"/>
+          <w:sz w:val="24"/>
+          <w:szCs w:val="24"/>
+        </w:rPr>
+        <w:t>comparadas</w:t>
+      </w:r>
+      <w:proofErr w:type="spellEnd"/>
+      <w:r>
+        <w:rPr>
+          <w:rFonts w:cs="Arial"/>
+          <w:sz w:val="24"/>
+          <w:szCs w:val="24"/>
+        </w:rPr>
+        <w:t>:</w:t>
       </w:r>
     </w:p>
     <w:p>
@@ -1924,7 +2243,7 @@
           <w:sz w:val="28"/>
           <w:szCs w:val="28"/>
         </w:rPr>
-        <w:t>Carga p</w:t>
+        <w:t xml:space="preserve">Carga </w:t>
       </w:r>
       <w:proofErr w:type="spellStart"/>
       <w:r>
@@ -1934,7 +2253,7 @@
           <w:sz w:val="28"/>
           <w:szCs w:val="28"/>
         </w:rPr>
-        <w:t>or</w:t>
+        <w:t>por</w:t>
       </w:r>
       <w:proofErr w:type="spellEnd"/>
       <w:r>
@@ -2965,6 +3284,7 @@
           <w:color w:val="auto"/>
           <w:lang w:val="es-MX"/>
         </w:rPr>
+        <w:lastRenderedPageBreak/>
         <w:t>Identificación del cuello de botella</w:t>
       </w:r>
     </w:p>
@@ -3061,7 +3381,6 @@
           <w:color w:val="auto"/>
           <w:lang w:val="es-MX"/>
         </w:rPr>
-        <w:lastRenderedPageBreak/>
         <w:t>Tareas con mayor impacto en la diferencia entre productos</w:t>
       </w:r>
     </w:p>
@@ -3921,6 +4240,7 @@
                 <w:sz w:val="24"/>
                 <w:szCs w:val="24"/>
               </w:rPr>
+              <w:lastRenderedPageBreak/>
               <w:t>Celda</w:t>
             </w:r>
           </w:p>
@@ -4998,7 +5318,6 @@
                 <w:sz w:val="24"/>
                 <w:szCs w:val="24"/>
               </w:rPr>
-              <w:lastRenderedPageBreak/>
               <w:t>Celda 4</w:t>
             </w:r>
           </w:p>
@@ -5546,6 +5865,7 @@
           <w:szCs w:val="24"/>
           <w:lang w:val="es-MX"/>
         </w:rPr>
+        <w:lastRenderedPageBreak/>
         <w:t>El análisis estadístico es una base sólida para identificar tareas críticas y orientar decisiones posteriores del proyecto.</w:t>
       </w:r>
     </w:p>
@@ -6398,6 +6718,7 @@
   <w:style w:type="character" w:default="1" w:styleId="Fuentedeprrafopredeter">
     <w:name w:val="Default Paragraph Font"/>
     <w:uiPriority w:val="1"/>
+    <w:semiHidden/>
     <w:unhideWhenUsed/>
   </w:style>
   <w:style w:type="table" w:default="1" w:styleId="Tablanormal">
